--- a/presentations/Докладная_записка_ЮГ_1-3_01.10.2026.docx
+++ b/presentations/Докладная_записка_ЮГ_1-3_01.10.2026.docx
@@ -222,7 +222,25 @@
         <w:rPr>
           <w:rFonts w:ascii="Tahoma" w:eastAsia="Times New Roman" w:hAnsi="Tahoma" w:cs="Tahoma"/>
         </w:rPr>
-        <w:t xml:space="preserve">Докладываю о ходе подготовки площадки Южного </w:t>
+        <w:t xml:space="preserve">По вопросу </w:t>
+      </w:r>
+      <w:r>
+        <w:rPr>
+          <w:rFonts w:ascii="Tahoma" w:eastAsia="Times New Roman" w:hAnsi="Tahoma" w:cs="Tahoma"/>
+        </w:rPr>
+        <w:t xml:space="preserve">подготовки площадки </w:t>
+      </w:r>
+      <w:r>
+        <w:rPr>
+          <w:rFonts w:ascii="Tahoma" w:eastAsia="Times New Roman" w:hAnsi="Tahoma" w:cs="Tahoma"/>
+        </w:rPr>
+        <w:t xml:space="preserve">скв. ЮГ 1-3 </w:t>
+      </w:r>
+      <w:r>
+        <w:rPr>
+          <w:rFonts w:ascii="Tahoma" w:eastAsia="Times New Roman" w:hAnsi="Tahoma" w:cs="Tahoma"/>
+        </w:rPr>
+        <w:t xml:space="preserve">Южного </w:t>
       </w:r>
       <w:r>
         <w:rPr>
@@ -292,7 +310,13 @@
         <w:rPr>
           <w:rFonts w:ascii="Tahoma" w:eastAsia="Times New Roman" w:hAnsi="Tahoma" w:cs="Tahoma"/>
         </w:rPr>
-        <w:t>0.2026.</w:t>
+        <w:t>0.2026</w:t>
+      </w:r>
+      <w:r>
+        <w:rPr>
+          <w:rFonts w:ascii="Tahoma" w:eastAsia="Times New Roman" w:hAnsi="Tahoma" w:cs="Tahoma"/>
+        </w:rPr>
+        <w:t>, докладываю следующее:</w:t>
       </w:r>
     </w:p>
     <w:p>
@@ -374,7 +398,89 @@
         <w:rPr>
           <w:rFonts w:ascii="Tahoma" w:eastAsia="Times New Roman" w:hAnsi="Tahoma" w:cs="Tahoma"/>
         </w:rPr>
-        <w:t>, в общей сложности убрано 72 000 м³ снега.</w:t>
+        <w:t>, в общей сложности убрано 72 000 м³ снега</w:t>
+      </w:r>
+      <w:r>
+        <w:rPr>
+          <w:rFonts w:ascii="Tahoma" w:eastAsia="Times New Roman" w:hAnsi="Tahoma" w:cs="Tahoma"/>
+        </w:rPr>
+        <w:t xml:space="preserve"> (3 </w:t>
+      </w:r>
+      <w:proofErr w:type="spellStart"/>
+      <w:r>
+        <w:rPr>
+          <w:rFonts w:ascii="Tahoma" w:eastAsia="Times New Roman" w:hAnsi="Tahoma" w:cs="Tahoma"/>
+        </w:rPr>
+        <w:t>км</w:t>
+      </w:r>
+      <w:r>
+        <w:rPr>
+          <w:rFonts w:ascii="Tahoma" w:eastAsia="Times New Roman" w:hAnsi="Tahoma" w:cs="Tahoma"/>
+          <w:vertAlign w:val="subscript"/>
+        </w:rPr>
+        <w:t>длина</w:t>
+      </w:r>
+      <w:proofErr w:type="spellEnd"/>
+      <w:r>
+        <w:rPr>
+          <w:rFonts w:ascii="Tahoma" w:eastAsia="Times New Roman" w:hAnsi="Tahoma" w:cs="Tahoma"/>
+        </w:rPr>
+        <w:t xml:space="preserve"> х 6 </w:t>
+      </w:r>
+      <w:proofErr w:type="spellStart"/>
+      <w:r>
+        <w:rPr>
+          <w:rFonts w:ascii="Tahoma" w:eastAsia="Times New Roman" w:hAnsi="Tahoma" w:cs="Tahoma"/>
+        </w:rPr>
+        <w:t>м</w:t>
+      </w:r>
+      <w:r>
+        <w:rPr>
+          <w:rFonts w:ascii="Tahoma" w:eastAsia="Times New Roman" w:hAnsi="Tahoma" w:cs="Tahoma"/>
+          <w:vertAlign w:val="subscript"/>
+        </w:rPr>
+        <w:t>ширина</w:t>
+      </w:r>
+      <w:proofErr w:type="spellEnd"/>
+      <w:r>
+        <w:rPr>
+          <w:rFonts w:ascii="Tahoma" w:eastAsia="Times New Roman" w:hAnsi="Tahoma" w:cs="Tahoma"/>
+          <w:vertAlign w:val="subscript"/>
+        </w:rPr>
+        <w:t xml:space="preserve"> </w:t>
+      </w:r>
+      <w:r>
+        <w:rPr>
+          <w:rFonts w:ascii="Tahoma" w:eastAsia="Times New Roman" w:hAnsi="Tahoma" w:cs="Tahoma"/>
+        </w:rPr>
+        <w:t xml:space="preserve">х 4 </w:t>
+      </w:r>
+      <w:proofErr w:type="spellStart"/>
+      <w:r>
+        <w:rPr>
+          <w:rFonts w:ascii="Tahoma" w:eastAsia="Times New Roman" w:hAnsi="Tahoma" w:cs="Tahoma"/>
+        </w:rPr>
+        <w:t>м</w:t>
+      </w:r>
+      <w:r>
+        <w:rPr>
+          <w:rFonts w:ascii="Tahoma" w:eastAsia="Times New Roman" w:hAnsi="Tahoma" w:cs="Tahoma"/>
+          <w:vertAlign w:val="subscript"/>
+        </w:rPr>
+        <w:t>высота</w:t>
+      </w:r>
+      <w:proofErr w:type="spellEnd"/>
+      <w:r>
+        <w:rPr>
+          <w:rFonts w:ascii="Tahoma" w:eastAsia="Times New Roman" w:hAnsi="Tahoma" w:cs="Tahoma"/>
+        </w:rPr>
+        <w:t>)</w:t>
+      </w:r>
+      <w:r>
+        <w:rPr>
+          <w:rFonts w:ascii="Tahoma" w:eastAsia="Times New Roman" w:hAnsi="Tahoma" w:cs="Tahoma"/>
+        </w:rPr>
+        <w:t>.</w:t>
       </w:r>
     </w:p>
     <w:p>
@@ -404,7 +510,91 @@
         <w:rPr>
           <w:rFonts w:ascii="Tahoma" w:eastAsia="Times New Roman" w:hAnsi="Tahoma" w:cs="Tahoma"/>
         </w:rPr>
-        <w:t xml:space="preserve"> скважин №О1, О4, 8Э, по скважине №42 осталось заменить устьевое оборудование, поставка ожидается до 10.10.2026, дополнительно на скважине 8Э проведены РИР межколонного пространства 324х426 мм. </w:t>
+        <w:t xml:space="preserve"> скважин №О1, О4, 8Э, 42</w:t>
+      </w:r>
+      <w:r>
+        <w:rPr>
+          <w:rFonts w:ascii="Tahoma" w:eastAsia="Times New Roman" w:hAnsi="Tahoma" w:cs="Tahoma"/>
+        </w:rPr>
+        <w:t>. Д</w:t>
+      </w:r>
+      <w:r>
+        <w:rPr>
+          <w:rFonts w:ascii="Tahoma" w:eastAsia="Times New Roman" w:hAnsi="Tahoma" w:cs="Tahoma"/>
+        </w:rPr>
+        <w:t xml:space="preserve">ополнительно на скважине </w:t>
+      </w:r>
+      <w:r>
+        <w:rPr>
+          <w:rFonts w:ascii="Tahoma" w:eastAsia="Times New Roman" w:hAnsi="Tahoma" w:cs="Tahoma"/>
+        </w:rPr>
+        <w:t>№</w:t>
+      </w:r>
+      <w:r>
+        <w:rPr>
+          <w:rFonts w:ascii="Tahoma" w:eastAsia="Times New Roman" w:hAnsi="Tahoma" w:cs="Tahoma"/>
+        </w:rPr>
+        <w:t>8Э проведены РИР межколонного пространства 324х426 мм</w:t>
+      </w:r>
+      <w:r>
+        <w:rPr>
+          <w:rFonts w:ascii="Tahoma" w:eastAsia="Times New Roman" w:hAnsi="Tahoma" w:cs="Tahoma"/>
+        </w:rPr>
+        <w:t>. На скв. №42</w:t>
+      </w:r>
+      <w:r>
+        <w:rPr>
+          <w:rFonts w:ascii="Tahoma" w:eastAsia="Times New Roman" w:hAnsi="Tahoma" w:cs="Tahoma"/>
+        </w:rPr>
+        <w:t xml:space="preserve"> осталось заменить </w:t>
+      </w:r>
+      <w:r>
+        <w:rPr>
+          <w:rFonts w:ascii="Tahoma" w:eastAsia="Times New Roman" w:hAnsi="Tahoma" w:cs="Tahoma"/>
+        </w:rPr>
+        <w:t xml:space="preserve">задвижку </w:t>
+      </w:r>
+      <w:r>
+        <w:rPr>
+          <w:rFonts w:ascii="Tahoma" w:eastAsia="Times New Roman" w:hAnsi="Tahoma" w:cs="Tahoma"/>
+        </w:rPr>
+        <w:t>устьево</w:t>
+      </w:r>
+      <w:r>
+        <w:rPr>
+          <w:rFonts w:ascii="Tahoma" w:eastAsia="Times New Roman" w:hAnsi="Tahoma" w:cs="Tahoma"/>
+        </w:rPr>
+        <w:t xml:space="preserve">го </w:t>
+      </w:r>
+      <w:r>
+        <w:rPr>
+          <w:rFonts w:ascii="Tahoma" w:eastAsia="Times New Roman" w:hAnsi="Tahoma" w:cs="Tahoma"/>
+        </w:rPr>
+        <w:t>оборудовани</w:t>
+      </w:r>
+      <w:r>
+        <w:rPr>
+          <w:rFonts w:ascii="Tahoma" w:eastAsia="Times New Roman" w:hAnsi="Tahoma" w:cs="Tahoma"/>
+        </w:rPr>
+        <w:t>я</w:t>
+      </w:r>
+      <w:r>
+        <w:rPr>
+          <w:rFonts w:ascii="Tahoma" w:eastAsia="Times New Roman" w:hAnsi="Tahoma" w:cs="Tahoma"/>
+        </w:rPr>
+        <w:t>, поставк</w:t>
+      </w:r>
+      <w:r>
+        <w:rPr>
+          <w:rFonts w:ascii="Tahoma" w:eastAsia="Times New Roman" w:hAnsi="Tahoma" w:cs="Tahoma"/>
+        </w:rPr>
+        <w:t>а которой</w:t>
+      </w:r>
+      <w:r>
+        <w:rPr>
+          <w:rFonts w:ascii="Tahoma" w:eastAsia="Times New Roman" w:hAnsi="Tahoma" w:cs="Tahoma"/>
+        </w:rPr>
+        <w:t xml:space="preserve"> ожидается до 10.10.2026. </w:t>
       </w:r>
     </w:p>
     <w:p>
@@ -3407,6 +3597,14 @@
                 <w:sz w:val="20"/>
                 <w:szCs w:val="20"/>
               </w:rPr>
+              <w:t>1</w:t>
+            </w:r>
+            <w:r>
+              <w:rPr>
+                <w:rFonts w:ascii="Tahoma" w:eastAsia="Times New Roman" w:hAnsi="Tahoma" w:cs="Tahoma"/>
+                <w:sz w:val="20"/>
+                <w:szCs w:val="20"/>
+              </w:rPr>
               <w:t>0 %</w:t>
             </w:r>
           </w:p>
@@ -3444,7 +3642,25 @@
                 <w:sz w:val="20"/>
                 <w:szCs w:val="20"/>
               </w:rPr>
-              <w:t>Работы не начаты</w:t>
+              <w:t xml:space="preserve">Сооружен искусственный </w:t>
+            </w:r>
+            <w:proofErr w:type="spellStart"/>
+            <w:r>
+              <w:rPr>
+                <w:rFonts w:ascii="Tahoma" w:eastAsia="Times New Roman" w:hAnsi="Tahoma" w:cs="Tahoma"/>
+                <w:sz w:val="20"/>
+                <w:szCs w:val="20"/>
+              </w:rPr>
+              <w:t>водонакопитель</w:t>
+            </w:r>
+            <w:proofErr w:type="spellEnd"/>
+            <w:r>
+              <w:rPr>
+                <w:rFonts w:ascii="Tahoma" w:eastAsia="Times New Roman" w:hAnsi="Tahoma" w:cs="Tahoma"/>
+                <w:sz w:val="20"/>
+                <w:szCs w:val="20"/>
+              </w:rPr>
+              <w:t>. Ведется подготовка трассы для коммуникаций</w:t>
             </w:r>
           </w:p>
         </w:tc>
@@ -3555,7 +3771,17 @@
                 <w:sz w:val="20"/>
                 <w:szCs w:val="20"/>
               </w:rPr>
-              <w:t>45</w:t>
+              <w:t>4</w:t>
+            </w:r>
+            <w:r>
+              <w:rPr>
+                <w:rFonts w:ascii="Tahoma" w:eastAsia="Times New Roman" w:hAnsi="Tahoma" w:cs="Tahoma"/>
+                <w:b/>
+                <w:bCs/>
+                <w:sz w:val="20"/>
+                <w:szCs w:val="20"/>
+              </w:rPr>
+              <w:t>6</w:t>
             </w:r>
             <w:r>
               <w:rPr>
@@ -3945,6 +4171,12 @@
         </w:rPr>
         <w:t xml:space="preserve"> из г. Петропавловск-Камчатский; одновременно на Южный блок перевозится неиспользуемое оборудование с площадки Гео-12.</w:t>
       </w:r>
+      <w:r>
+        <w:rPr>
+          <w:rFonts w:ascii="Tahoma" w:eastAsia="Times New Roman" w:hAnsi="Tahoma" w:cs="Tahoma"/>
+        </w:rPr>
+        <w:t xml:space="preserve"> Общий объем грузоперевозок 225тн из плановых 2460тн (9,2%).</w:t>
+      </w:r>
     </w:p>
     <w:p>
       <w:pPr>
@@ -3974,7 +4206,19 @@
         <w:rPr>
           <w:rFonts w:ascii="Tahoma" w:hAnsi="Tahoma" w:cs="Tahoma"/>
         </w:rPr>
-        <w:t xml:space="preserve"> 10.10.2026 планируется приступить к демонтажу не вовлеченных в процесс оборудования и механизмов МБУ после достижения проектной глубины скв. Гео-12;</w:t>
+        <w:t xml:space="preserve"> 10.10.2026 планируется приступить к демонтажу оборудования и механизмов МБУ</w:t>
+      </w:r>
+      <w:r>
+        <w:rPr>
+          <w:rFonts w:ascii="Tahoma" w:hAnsi="Tahoma" w:cs="Tahoma"/>
+        </w:rPr>
+        <w:t xml:space="preserve"> на </w:t>
+      </w:r>
+      <w:r>
+        <w:rPr>
+          <w:rFonts w:ascii="Tahoma" w:hAnsi="Tahoma" w:cs="Tahoma"/>
+        </w:rPr>
+        <w:t>скв. Гео-12;</w:t>
       </w:r>
     </w:p>
     <w:p>
@@ -4034,26 +4278,28 @@
         <w:rPr>
           <w:rFonts w:ascii="Tahoma" w:hAnsi="Tahoma" w:cs="Tahoma"/>
         </w:rPr>
+        <w:t>2</w:t>
+      </w:r>
+      <w:r>
+        <w:rPr>
+          <w:rFonts w:ascii="Tahoma" w:hAnsi="Tahoma" w:cs="Tahoma"/>
+        </w:rPr>
+        <w:t>5</w:t>
+      </w:r>
+      <w:r>
+        <w:rPr>
+          <w:rFonts w:ascii="Tahoma" w:hAnsi="Tahoma" w:cs="Tahoma"/>
+        </w:rPr>
+        <w:t>.1</w:t>
+      </w:r>
+      <w:r>
+        <w:rPr>
+          <w:rFonts w:ascii="Tahoma" w:hAnsi="Tahoma" w:cs="Tahoma"/>
+        </w:rPr>
         <w:t>0</w:t>
       </w:r>
-      <w:r>
-        <w:rPr>
-          <w:rFonts w:ascii="Tahoma" w:hAnsi="Tahoma" w:cs="Tahoma"/>
-        </w:rPr>
-        <w:t>5</w:t>
-      </w:r>
-      <w:r>
-        <w:rPr>
-          <w:rFonts w:ascii="Tahoma" w:hAnsi="Tahoma" w:cs="Tahoma"/>
-        </w:rPr>
-        <w:t>.1</w:t>
-      </w:r>
-      <w:r>
-        <w:rPr>
-          <w:rFonts w:ascii="Tahoma" w:hAnsi="Tahoma" w:cs="Tahoma"/>
-        </w:rPr>
-        <w:t>1</w:t>
-      </w:r>
+      <w:bookmarkStart w:id="0" w:name="_GoBack"/>
+      <w:bookmarkEnd w:id="0"/>
       <w:r>
         <w:rPr>
           <w:rFonts w:ascii="Tahoma" w:hAnsi="Tahoma" w:cs="Tahoma"/>
@@ -4326,15 +4572,7 @@
         <w:rPr>
           <w:rFonts w:ascii="Tahoma" w:eastAsia="Times New Roman" w:hAnsi="Tahoma" w:cs="Tahoma"/>
         </w:rPr>
-        <w:t>повторная осадка отсыпки на з</w:t>
-      </w:r>
-      <w:bookmarkStart w:id="0" w:name="_GoBack"/>
-      <w:bookmarkEnd w:id="0"/>
-      <w:r>
-        <w:rPr>
-          <w:rFonts w:ascii="Tahoma" w:eastAsia="Times New Roman" w:hAnsi="Tahoma" w:cs="Tahoma"/>
-        </w:rPr>
-        <w:t>аболоченных участках при выпадении осадков;</w:t>
+        <w:t>повторная осадка отсыпки на заболоченных участках при выпадении осадков;</w:t>
       </w:r>
     </w:p>
     <w:p>
@@ -7229,7 +7467,7 @@
 </file>
 
 <file path=customXml/itemProps1.xml><?xml version="1.0" encoding="utf-8"?>
-<ds:datastoreItem xmlns:ds="http://schemas.openxmlformats.org/officeDocument/2006/customXml" ds:itemID="{4686F1DA-1C2C-4EB1-B1B6-E31C1B4200C0}">
+<ds:datastoreItem xmlns:ds="http://schemas.openxmlformats.org/officeDocument/2006/customXml" ds:itemID="{C217AC1D-B25C-442D-9978-7E3943741E47}">
   <ds:schemaRefs>
     <ds:schemaRef ds:uri="http://schemas.openxmlformats.org/officeDocument/2006/bibliography"/>
   </ds:schemaRefs>
